--- a/Sprints/Sprint Retrospectives/Sprint Retrospektiv Uke 12.docx
+++ b/Sprints/Sprint Retrospectives/Sprint Retrospektiv Uke 12.docx
@@ -7,10 +7,19 @@
         <w:pStyle w:val="Title"/>
       </w:pPr>
       <w:r>
-        <w:t xml:space="preserve">Sprint Retrospektiv Iteration </w:t>
-      </w:r>
-      <w:r>
-        <w:t>10</w:t>
+        <w:t xml:space="preserve">Sprint Retrospektiv </w:t>
+      </w:r>
+      <w:r>
+        <w:t>Uke</w:t>
+      </w:r>
+      <w:r>
+        <w:t xml:space="preserve"> </w:t>
+      </w:r>
+      <w:r>
+        <w:t>1</w:t>
+      </w:r>
+      <w:r>
+        <w:t>2</w:t>
       </w:r>
     </w:p>
     <w:tbl>
